--- a/Engines Layer - Heart of the system/06 – Pattern Mapping Engine.docx
+++ b/Engines Layer - Heart of the system/06 – Pattern Mapping Engine.docx
@@ -4076,6 +4076,18 @@
         </w:rPr>
         <w:t xml:space="preserve"> — Prefer one dominant programming pattern per lesson.</w:t>
       </w:r>
+      <w:r>
+        <w:t xml:space="preserve"> </w:t>
+      </w:r>
+      <w:r>
+        <w:rPr>
+          <w:rFonts w:ascii="Times New Roman" w:eastAsia="Times New Roman" w:hAnsi="Times New Roman" w:cs="Times New Roman"/>
+          <w:sz w:val="24"/>
+          <w:szCs w:val="24"/>
+          <w:lang w:eastAsia="en-IN" w:bidi="gu-IN"/>
+        </w:rPr>
+        <w:t>Prefer one dominant scenario realization of that pattern until transfer learning begins.</w:t>
+      </w:r>
     </w:p>
     <w:p>
       <w:pPr>
@@ -4216,7 +4228,7 @@
     <w:p>
       <w:r>
         <w:pict w14:anchorId="6891CDC3">
-          <v:rect id="_x0000_i1065" style="width:0;height:1.5pt" o:hralign="center" o:hrstd="t" o:hr="t" fillcolor="#a0a0a0" stroked="f"/>
+          <v:rect id="_x0000_i1045" style="width:0;height:1.5pt" o:hralign="center" o:hrstd="t" o:hr="t" fillcolor="#a0a0a0" stroked="f"/>
         </w:pict>
       </w:r>
     </w:p>
@@ -4287,7 +4299,7 @@
     <w:p>
       <w:r>
         <w:pict w14:anchorId="3C8FA72E">
-          <v:rect id="_x0000_i1066" style="width:0;height:1.5pt" o:hralign="center" o:hrstd="t" o:hr="t" fillcolor="#a0a0a0" stroked="f"/>
+          <v:rect id="_x0000_i1046" style="width:0;height:1.5pt" o:hralign="center" o:hrstd="t" o:hr="t" fillcolor="#a0a0a0" stroked="f"/>
         </w:pict>
       </w:r>
     </w:p>
@@ -4310,7 +4322,7 @@
     <w:p>
       <w:r>
         <w:pict w14:anchorId="6E0D546B">
-          <v:rect id="_x0000_i1067" style="width:0;height:1.5pt" o:hralign="center" o:hrstd="t" o:hr="t" fillcolor="#a0a0a0" stroked="f"/>
+          <v:rect id="_x0000_i1047" style="width:0;height:1.5pt" o:hralign="center" o:hrstd="t" o:hr="t" fillcolor="#a0a0a0" stroked="f"/>
         </w:pict>
       </w:r>
     </w:p>
@@ -4341,7 +4353,7 @@
     <w:p>
       <w:r>
         <w:pict w14:anchorId="106C7C5E">
-          <v:rect id="_x0000_i1068" style="width:0;height:1.5pt" o:hralign="center" o:hrstd="t" o:hr="t" fillcolor="#a0a0a0" stroked="f"/>
+          <v:rect id="_x0000_i1048" style="width:0;height:1.5pt" o:hralign="center" o:hrstd="t" o:hr="t" fillcolor="#a0a0a0" stroked="f"/>
         </w:pict>
       </w:r>
     </w:p>
@@ -4372,7 +4384,7 @@
     <w:p>
       <w:r>
         <w:pict w14:anchorId="2CEBE06A">
-          <v:rect id="_x0000_i1069" style="width:0;height:1.5pt" o:hralign="center" o:hrstd="t" o:hr="t" fillcolor="#a0a0a0" stroked="f"/>
+          <v:rect id="_x0000_i1049" style="width:0;height:1.5pt" o:hralign="center" o:hrstd="t" o:hr="t" fillcolor="#a0a0a0" stroked="f"/>
         </w:pict>
       </w:r>
     </w:p>
@@ -4404,7 +4416,7 @@
     <w:p>
       <w:r>
         <w:pict w14:anchorId="700D1A2C">
-          <v:rect id="_x0000_i1070" style="width:0;height:1.5pt" o:hralign="center" o:hrstd="t" o:hr="t" fillcolor="#a0a0a0" stroked="f"/>
+          <v:rect id="_x0000_i1050" style="width:0;height:1.5pt" o:hralign="center" o:hrstd="t" o:hr="t" fillcolor="#a0a0a0" stroked="f"/>
         </w:pict>
       </w:r>
     </w:p>
@@ -4419,7 +4431,7 @@
     <w:p>
       <w:r>
         <w:pict w14:anchorId="41B1F7C1">
-          <v:rect id="_x0000_i1071" style="width:0;height:1.5pt" o:hralign="center" o:hrstd="t" o:hr="t" fillcolor="#a0a0a0" stroked="f"/>
+          <v:rect id="_x0000_i1051" style="width:0;height:1.5pt" o:hralign="center" o:hrstd="t" o:hr="t" fillcolor="#a0a0a0" stroked="f"/>
         </w:pict>
       </w:r>
     </w:p>
@@ -4629,7 +4641,7 @@
     <w:p>
       <w:r>
         <w:pict w14:anchorId="637A84FF">
-          <v:rect id="_x0000_i1072" style="width:0;height:1.5pt" o:hralign="center" o:hrstd="t" o:hr="t" fillcolor="#a0a0a0" stroked="f"/>
+          <v:rect id="_x0000_i1052" style="width:0;height:1.5pt" o:hralign="center" o:hrstd="t" o:hr="t" fillcolor="#a0a0a0" stroked="f"/>
         </w:pict>
       </w:r>
     </w:p>
@@ -5028,7 +5040,7 @@
     <w:p>
       <w:r>
         <w:pict w14:anchorId="6E4D1B54">
-          <v:rect id="_x0000_i1073" style="width:0;height:1.5pt" o:hralign="center" o:hrstd="t" o:hr="t" fillcolor="#a0a0a0" stroked="f"/>
+          <v:rect id="_x0000_i1053" style="width:0;height:1.5pt" o:hralign="center" o:hrstd="t" o:hr="t" fillcolor="#a0a0a0" stroked="f"/>
         </w:pict>
       </w:r>
     </w:p>
@@ -5277,7 +5289,7 @@
     <w:p>
       <w:r>
         <w:pict w14:anchorId="1F1E468D">
-          <v:rect id="_x0000_i1074" style="width:0;height:1.5pt" o:hralign="center" o:hrstd="t" o:hr="t" fillcolor="#a0a0a0" stroked="f"/>
+          <v:rect id="_x0000_i1054" style="width:0;height:1.5pt" o:hralign="center" o:hrstd="t" o:hr="t" fillcolor="#a0a0a0" stroked="f"/>
         </w:pict>
       </w:r>
     </w:p>
@@ -5639,7 +5651,7 @@
     <w:p>
       <w:r>
         <w:pict w14:anchorId="67854B63">
-          <v:rect id="_x0000_i1075" style="width:0;height:1.5pt" o:hralign="center" o:hrstd="t" o:hr="t" fillcolor="#a0a0a0" stroked="f"/>
+          <v:rect id="_x0000_i1055" style="width:0;height:1.5pt" o:hralign="center" o:hrstd="t" o:hr="t" fillcolor="#a0a0a0" stroked="f"/>
         </w:pict>
       </w:r>
     </w:p>
@@ -5794,7 +5806,7 @@
     <w:p>
       <w:r>
         <w:pict w14:anchorId="7FAA0FB2">
-          <v:rect id="_x0000_i1076" style="width:0;height:1.5pt" o:hralign="center" o:hrstd="t" o:hr="t" fillcolor="#a0a0a0" stroked="f"/>
+          <v:rect id="_x0000_i1056" style="width:0;height:1.5pt" o:hralign="center" o:hrstd="t" o:hr="t" fillcolor="#a0a0a0" stroked="f"/>
         </w:pict>
       </w:r>
     </w:p>
@@ -5914,7 +5926,7 @@
     <w:p>
       <w:r>
         <w:pict w14:anchorId="3A290DBC">
-          <v:rect id="_x0000_i1077" style="width:0;height:1.5pt" o:hralign="center" o:hrstd="t" o:hr="t" fillcolor="#a0a0a0" stroked="f"/>
+          <v:rect id="_x0000_i1057" style="width:0;height:1.5pt" o:hralign="center" o:hrstd="t" o:hr="t" fillcolor="#a0a0a0" stroked="f"/>
         </w:pict>
       </w:r>
     </w:p>
@@ -5953,7 +5965,7 @@
     <w:p>
       <w:r>
         <w:pict w14:anchorId="5400B8B1">
-          <v:rect id="_x0000_i1078" style="width:0;height:1.5pt" o:hralign="center" o:hrstd="t" o:hr="t" fillcolor="#a0a0a0" stroked="f"/>
+          <v:rect id="_x0000_i1058" style="width:0;height:1.5pt" o:hralign="center" o:hrstd="t" o:hr="t" fillcolor="#a0a0a0" stroked="f"/>
         </w:pict>
       </w:r>
     </w:p>
